--- a/handbook/en/03_How_We_Are_Organized_EN.docx
+++ b/handbook/en/03_How_We_Are_Organized_EN.docx
@@ -3,458 +3,451 @@
 <w:document xmlns:wpc="http://schemas.microsoft.com/office/word/2010/wordprocessingCanvas" xmlns:mo="http://schemas.microsoft.com/office/mac/office/2008/main" xmlns:mc="http://schemas.openxmlformats.org/markup-compatibility/2006" xmlns:mv="urn:schemas-microsoft-com:mac:vml" xmlns:o="urn:schemas-microsoft-com:office:office" xmlns:r="http://schemas.openxmlformats.org/officeDocument/2006/relationships" xmlns:m="http://schemas.openxmlformats.org/officeDocument/2006/math" xmlns:v="urn:schemas-microsoft-com:vml" xmlns:wp14="http://schemas.microsoft.com/office/word/2010/wordprocessingDrawing" xmlns:wp="http://schemas.openxmlformats.org/drawingml/2006/wordprocessingDrawing" xmlns:w10="urn:schemas-microsoft-com:office:word" xmlns:w="http://schemas.openxmlformats.org/wordprocessingml/2006/main" xmlns:w14="http://schemas.microsoft.com/office/word/2010/wordml" xmlns:wpg="http://schemas.microsoft.com/office/word/2010/wordprocessingGroup" xmlns:wpi="http://schemas.microsoft.com/office/word/2010/wordprocessingInk" xmlns:wne="http://schemas.microsoft.com/office/word/2006/wordml" xmlns:wps="http://schemas.microsoft.com/office/word/2010/wordprocessingShape" mc:Ignorable="w14 wp14">
   <w:body>
     <w:p>
+      <w:pPr>
+        <w:spacing w:before="360" w:after="120"/>
+      </w:pPr>
       <w:r>
         <w:rPr>
-          <w:rFonts w:ascii="Helvetica" w:hAnsi="Helvetica"/>
           <w:b/>
-          <w:sz w:val="53"/>
+          <w:sz w:val="48"/>
         </w:rPr>
         <w:t>VALE DA LAMA GOVERNANCE HANDBOOK</w:t>
       </w:r>
     </w:p>
     <w:p>
+      <w:pPr>
+        <w:spacing w:before="360" w:after="120"/>
+      </w:pPr>
       <w:r>
         <w:rPr>
-          <w:rFonts w:ascii="Helvetica" w:hAnsi="Helvetica"/>
           <w:b/>
-          <w:sz w:val="42"/>
+          <w:sz w:val="36"/>
         </w:rPr>
         <w:t>03. How We Are Organised</w:t>
       </w:r>
     </w:p>
     <w:p>
+      <w:pPr>
+        <w:spacing w:before="360" w:after="120"/>
+      </w:pPr>
       <w:r>
         <w:rPr>
-          <w:rFonts w:ascii="Helvetica" w:hAnsi="Helvetica"/>
           <w:b/>
-          <w:sz w:val="34"/>
+          <w:sz w:val="28"/>
         </w:rPr>
         <w:t>Introduction</w:t>
       </w:r>
     </w:p>
     <w:p>
+      <w:pPr>
+        <w:spacing w:after="160"/>
+      </w:pPr>
       <w:r>
         <w:rPr>
-          <w:rFonts w:ascii="Helvetica" w:hAnsi="Helvetica"/>
-          <w:sz w:val="29"/>
+          <w:sz w:val="22"/>
         </w:rPr>
         <w:t>This document describes how Vale da Lama organises itself, distributes responsibilities, and makes decisions.</w:t>
       </w:r>
     </w:p>
     <w:p>
+      <w:pPr>
+        <w:spacing w:after="160"/>
+      </w:pPr>
       <w:r>
         <w:rPr>
-          <w:rFonts w:ascii="Helvetica" w:hAnsi="Helvetica"/>
-          <w:sz w:val="29"/>
+          <w:sz w:val="22"/>
         </w:rPr>
         <w:t>The Vale da Lama Governance System draws on the principles of Holacracy®, adapted to the reality of Vale da Lama, seeking to combine autonomy, clarity of responsibilities, collaboration and continuous learning.</w:t>
       </w:r>
     </w:p>
     <w:p>
+      <w:pPr>
+        <w:spacing w:after="160"/>
+      </w:pPr>
       <w:r>
         <w:rPr>
-          <w:rFonts w:ascii="Helvetica" w:hAnsi="Helvetica"/>
-          <w:sz w:val="29"/>
+          <w:sz w:val="22"/>
         </w:rPr>
         <w:t>We believe an organisation works better when decisions are made by those closest to the work, within a clear structure that is shared by everyone.</w:t>
       </w:r>
     </w:p>
     <w:p>
+      <w:pPr>
+        <w:spacing w:after="160"/>
+      </w:pPr>
       <w:r>
         <w:rPr>
-          <w:rFonts w:ascii="Helvetica" w:hAnsi="Helvetica"/>
-          <w:sz w:val="29"/>
+          <w:sz w:val="22"/>
         </w:rPr>
+        <w:t>---</w:t>
       </w:r>
     </w:p>
     <w:p>
+      <w:pPr>
+        <w:spacing w:before="360" w:after="120"/>
+      </w:pPr>
       <w:r>
         <w:rPr>
-          <w:rFonts w:ascii="Helvetica" w:hAnsi="Helvetica"/>
           <w:b/>
-          <w:sz w:val="34"/>
+          <w:sz w:val="28"/>
         </w:rPr>
         <w:t>Our Structure</w:t>
       </w:r>
     </w:p>
     <w:p>
+      <w:pPr>
+        <w:spacing w:after="160"/>
+      </w:pPr>
       <w:r>
         <w:rPr>
-          <w:rFonts w:ascii="Helvetica" w:hAnsi="Helvetica"/>
-          <w:sz w:val="29"/>
+          <w:sz w:val="22"/>
         </w:rPr>
         <w:t>Vale da Lama is organised into Circles.</w:t>
       </w:r>
     </w:p>
     <w:p>
+      <w:pPr>
+        <w:spacing w:after="160"/>
+      </w:pPr>
       <w:r>
         <w:rPr>
-          <w:rFonts w:ascii="Helvetica" w:hAnsi="Helvetica"/>
-          <w:sz w:val="29"/>
+          <w:sz w:val="22"/>
         </w:rPr>
         <w:t>Each Circle has a Purpose, Domains, Accountabilities and, where needed, Policies. Circles work autonomously within their area of activity and collaborate continuously with one another to fulfil the Purpose of Vale da Lama.</w:t>
       </w:r>
     </w:p>
     <w:p>
+      <w:pPr>
+        <w:spacing w:after="160"/>
+      </w:pPr>
       <w:r>
         <w:rPr>
-          <w:rFonts w:ascii="Helvetica" w:hAnsi="Helvetica"/>
-          <w:sz w:val="29"/>
+          <w:sz w:val="22"/>
         </w:rPr>
         <w:t>This structure makes it possible to distribute leadership, clarify responsibilities, and foster a more agile, transparent and resilient organisation.</w:t>
       </w:r>
     </w:p>
     <w:p>
+      <w:pPr>
+        <w:spacing w:before="360" w:after="120"/>
+      </w:pPr>
       <w:r>
         <w:rPr>
-          <w:rFonts w:ascii="Helvetica" w:hAnsi="Helvetica"/>
           <w:b/>
-          <w:sz w:val="34"/>
+          <w:sz w:val="28"/>
         </w:rPr>
         <w:t>Organisational Structure</w:t>
       </w:r>
     </w:p>
     <w:p>
+      <w:pPr>
+        <w:spacing w:after="160"/>
+      </w:pPr>
       <w:r>
         <w:rPr>
-          <w:rFonts w:ascii="Helvetica" w:hAnsi="Helvetica"/>
           <w:i/>
-          <w:sz w:val="29"/>
+          <w:sz w:val="22"/>
         </w:rPr>
         <w:t>[Organisation chart on the following page]</w:t>
       </w:r>
+    </w:p>
+    <w:p>
+      <w:pPr>
+        <w:spacing w:before="360" w:after="120"/>
+      </w:pPr>
       <w:r>
         <w:rPr>
-          <w:rFonts w:ascii="Helvetica" w:hAnsi="Helvetica"/>
-          <w:sz w:val="29"/>
-        </w:rPr>
-      </w:r>
-    </w:p>
-    <w:p>
-      <w:r>
-        <w:rPr>
-          <w:rFonts w:ascii="Helvetica" w:hAnsi="Helvetica"/>
           <w:b/>
-          <w:sz w:val="34"/>
+          <w:sz w:val="28"/>
         </w:rPr>
         <w:t>What is a Circle?</w:t>
       </w:r>
     </w:p>
     <w:p>
+      <w:pPr>
+        <w:spacing w:after="160"/>
+      </w:pPr>
       <w:r>
         <w:rPr>
-          <w:rFonts w:ascii="Helvetica" w:hAnsi="Helvetica"/>
-          <w:sz w:val="29"/>
+          <w:sz w:val="22"/>
         </w:rPr>
         <w:t>A Circle is a permanent team responsible for a specific area of the organisation.</w:t>
       </w:r>
     </w:p>
     <w:p>
+      <w:pPr>
+        <w:spacing w:after="160"/>
+      </w:pPr>
       <w:r>
         <w:rPr>
-          <w:rFonts w:ascii="Helvetica" w:hAnsi="Helvetica"/>
-          <w:sz w:val="29"/>
+          <w:sz w:val="22"/>
         </w:rPr>
         <w:t>Each Circle has:</w:t>
       </w:r>
     </w:p>
     <w:p>
+      <w:pPr>
+        <w:pStyle w:val="ListBullet"/>
+        <w:spacing w:after="80"/>
+      </w:pPr>
       <w:r>
         <w:rPr>
-          <w:rFonts w:ascii="Helvetica" w:hAnsi="Helvetica"/>
           <w:b/>
-          <w:sz w:val="29"/>
-        </w:rPr>
-        <w:tab/>
-        <w:t>•</w:t>
-        <w:tab/>
-      </w:r>
-      <w:r>
-        <w:rPr>
-          <w:rFonts w:ascii="Helvetica" w:hAnsi="Helvetica"/>
-          <w:b/>
-          <w:sz w:val="29"/>
+          <w:sz w:val="22"/>
         </w:rPr>
         <w:t>Purpose</w:t>
       </w:r>
       <w:r>
         <w:rPr>
-          <w:rFonts w:ascii="Helvetica" w:hAnsi="Helvetica"/>
-          <w:sz w:val="29"/>
+          <w:sz w:val="22"/>
         </w:rPr>
         <w:t xml:space="preserve"> — why it exists.</w:t>
       </w:r>
     </w:p>
     <w:p>
+      <w:pPr>
+        <w:pStyle w:val="ListBullet"/>
+        <w:spacing w:after="80"/>
+      </w:pPr>
       <w:r>
         <w:rPr>
-          <w:rFonts w:ascii="Helvetica" w:hAnsi="Helvetica"/>
           <w:b/>
-          <w:sz w:val="29"/>
-        </w:rPr>
-        <w:tab/>
-        <w:t>•</w:t>
-        <w:tab/>
-      </w:r>
-      <w:r>
-        <w:rPr>
-          <w:rFonts w:ascii="Helvetica" w:hAnsi="Helvetica"/>
-          <w:b/>
-          <w:sz w:val="29"/>
+          <w:sz w:val="22"/>
         </w:rPr>
         <w:t>Domains</w:t>
       </w:r>
       <w:r>
         <w:rPr>
-          <w:rFonts w:ascii="Helvetica" w:hAnsi="Helvetica"/>
-          <w:sz w:val="29"/>
+          <w:sz w:val="22"/>
         </w:rPr>
         <w:t xml:space="preserve"> — what it has the authority to decide on.</w:t>
       </w:r>
     </w:p>
     <w:p>
+      <w:pPr>
+        <w:pStyle w:val="ListBullet"/>
+        <w:spacing w:after="80"/>
+      </w:pPr>
       <w:r>
         <w:rPr>
-          <w:rFonts w:ascii="Helvetica" w:hAnsi="Helvetica"/>
           <w:b/>
-          <w:sz w:val="29"/>
-        </w:rPr>
-        <w:tab/>
-        <w:t>•</w:t>
-        <w:tab/>
-      </w:r>
-      <w:r>
-        <w:rPr>
-          <w:rFonts w:ascii="Helvetica" w:hAnsi="Helvetica"/>
-          <w:b/>
-          <w:sz w:val="29"/>
+          <w:sz w:val="22"/>
         </w:rPr>
         <w:t>Accountabilities</w:t>
       </w:r>
       <w:r>
         <w:rPr>
-          <w:rFonts w:ascii="Helvetica" w:hAnsi="Helvetica"/>
-          <w:sz w:val="29"/>
+          <w:sz w:val="22"/>
         </w:rPr>
         <w:t xml:space="preserve"> — what it is answerable for.</w:t>
       </w:r>
     </w:p>
     <w:p>
+      <w:pPr>
+        <w:pStyle w:val="ListBullet"/>
+        <w:spacing w:after="80"/>
+      </w:pPr>
       <w:r>
         <w:rPr>
-          <w:rFonts w:ascii="Helvetica" w:hAnsi="Helvetica"/>
           <w:b/>
-          <w:sz w:val="29"/>
-        </w:rPr>
-        <w:tab/>
-        <w:t>•</w:t>
-        <w:tab/>
-      </w:r>
-      <w:r>
-        <w:rPr>
-          <w:rFonts w:ascii="Helvetica" w:hAnsi="Helvetica"/>
-          <w:b/>
-          <w:sz w:val="29"/>
+          <w:sz w:val="22"/>
         </w:rPr>
         <w:t>Policies</w:t>
       </w:r>
       <w:r>
         <w:rPr>
-          <w:rFonts w:ascii="Helvetica" w:hAnsi="Helvetica"/>
-          <w:sz w:val="29"/>
+          <w:sz w:val="22"/>
         </w:rPr>
         <w:t xml:space="preserve"> — rules or principles that guide how it acts, where needed.</w:t>
       </w:r>
     </w:p>
     <w:p>
+      <w:pPr>
+        <w:pStyle w:val="ListBullet"/>
+        <w:spacing w:after="80"/>
+      </w:pPr>
       <w:r>
         <w:rPr>
-          <w:rFonts w:ascii="Helvetica" w:hAnsi="Helvetica"/>
           <w:b/>
-          <w:sz w:val="29"/>
-        </w:rPr>
-        <w:tab/>
-        <w:t>•</w:t>
-        <w:tab/>
-      </w:r>
-      <w:r>
-        <w:rPr>
-          <w:rFonts w:ascii="Helvetica" w:hAnsi="Helvetica"/>
-          <w:b/>
-          <w:sz w:val="29"/>
+          <w:sz w:val="22"/>
         </w:rPr>
         <w:t>Roles</w:t>
       </w:r>
       <w:r>
         <w:rPr>
-          <w:rFonts w:ascii="Helvetica" w:hAnsi="Helvetica"/>
-          <w:sz w:val="29"/>
+          <w:sz w:val="22"/>
         </w:rPr>
         <w:t xml:space="preserve"> — the specific functions that carry out the Circle's work.</w:t>
       </w:r>
     </w:p>
     <w:p>
+      <w:pPr>
+        <w:spacing w:after="160"/>
+      </w:pPr>
       <w:r>
         <w:rPr>
-          <w:rFonts w:ascii="Helvetica" w:hAnsi="Helvetica"/>
-          <w:sz w:val="29"/>
+          <w:sz w:val="22"/>
         </w:rPr>
         <w:t>Each Circle has the autonomy to make decisions within its Domains, collaborating with the other Circles to fulfil the Purpose of Vale da Lama.</w:t>
       </w:r>
     </w:p>
     <w:p>
+      <w:pPr>
+        <w:spacing w:before="360" w:after="120"/>
+      </w:pPr>
       <w:r>
         <w:rPr>
-          <w:rFonts w:ascii="Helvetica" w:hAnsi="Helvetica"/>
           <w:b/>
-          <w:sz w:val="34"/>
+          <w:sz w:val="28"/>
         </w:rPr>
         <w:t>Our Circles</w:t>
       </w:r>
     </w:p>
     <w:p>
+      <w:pPr>
+        <w:spacing w:after="160"/>
+      </w:pPr>
       <w:r>
         <w:rPr>
-          <w:rFonts w:ascii="Helvetica" w:hAnsi="Helvetica"/>
           <w:b/>
-          <w:sz w:val="29"/>
+          <w:sz w:val="22"/>
         </w:rPr>
         <w:t>Anchor Circle</w:t>
       </w:r>
+    </w:p>
+    <w:p>
+      <w:pPr>
+        <w:spacing w:after="160"/>
+      </w:pPr>
       <w:r>
         <w:rPr>
-          <w:rFonts w:ascii="Helvetica" w:hAnsi="Helvetica"/>
-          <w:sz w:val="29"/>
-        </w:rPr>
-      </w:r>
-    </w:p>
-    <w:p>
-      <w:r>
-        <w:rPr>
-          <w:rFonts w:ascii="Helvetica" w:hAnsi="Helvetica"/>
-          <w:sz w:val="29"/>
+          <w:sz w:val="22"/>
         </w:rPr>
         <w:t>Protects the future of Vale da Lama, preserving the Purpose, the Values, and the evolution of the organisation's governance, and defines the Strategy of Vale da Lama.</w:t>
       </w:r>
     </w:p>
     <w:p>
+      <w:pPr>
+        <w:spacing w:after="160"/>
+      </w:pPr>
       <w:r>
         <w:rPr>
-          <w:rFonts w:ascii="Helvetica" w:hAnsi="Helvetica"/>
           <w:b/>
-          <w:sz w:val="29"/>
+          <w:sz w:val="22"/>
         </w:rPr>
         <w:t>Operations Circle</w:t>
       </w:r>
+    </w:p>
+    <w:p>
+      <w:pPr>
+        <w:spacing w:after="160"/>
+      </w:pPr>
       <w:r>
         <w:rPr>
-          <w:rFonts w:ascii="Helvetica" w:hAnsi="Helvetica"/>
-          <w:sz w:val="29"/>
-        </w:rPr>
-      </w:r>
-    </w:p>
-    <w:p>
-      <w:r>
-        <w:rPr>
-          <w:rFonts w:ascii="Helvetica" w:hAnsi="Helvetica"/>
-          <w:sz w:val="29"/>
+          <w:sz w:val="22"/>
         </w:rPr>
         <w:t>Implements the Strategy of Vale da Lama and directs the day-to-day operations of the organisation, fostering alignment, collaboration and support between the different Circles.</w:t>
       </w:r>
     </w:p>
     <w:p>
+      <w:pPr>
+        <w:spacing w:after="160"/>
+      </w:pPr>
       <w:r>
         <w:rPr>
-          <w:rFonts w:ascii="Helvetica" w:hAnsi="Helvetica"/>
           <w:b/>
-          <w:sz w:val="29"/>
+          <w:sz w:val="22"/>
         </w:rPr>
         <w:t>Casa Circle</w:t>
       </w:r>
+    </w:p>
+    <w:p>
+      <w:pPr>
+        <w:spacing w:after="160"/>
+      </w:pPr>
       <w:r>
         <w:rPr>
-          <w:rFonts w:ascii="Helvetica" w:hAnsi="Helvetica"/>
-          <w:sz w:val="29"/>
-        </w:rPr>
-      </w:r>
-    </w:p>
-    <w:p>
-      <w:r>
-        <w:rPr>
-          <w:rFonts w:ascii="Helvetica" w:hAnsi="Helvetica"/>
-          <w:sz w:val="29"/>
+          <w:sz w:val="22"/>
         </w:rPr>
         <w:t>Cares for the hospitality of Vale da Lama, providing authentic experiences to guests and visitors.</w:t>
       </w:r>
     </w:p>
     <w:p>
+      <w:pPr>
+        <w:spacing w:after="160"/>
+      </w:pPr>
       <w:r>
         <w:rPr>
-          <w:rFonts w:ascii="Helvetica" w:hAnsi="Helvetica"/>
           <w:b/>
-          <w:sz w:val="29"/>
+          <w:sz w:val="22"/>
         </w:rPr>
         <w:t>Regenerative Farm Circle</w:t>
       </w:r>
+    </w:p>
+    <w:p>
+      <w:pPr>
+        <w:spacing w:after="160"/>
+      </w:pPr>
       <w:r>
         <w:rPr>
-          <w:rFonts w:ascii="Helvetica" w:hAnsi="Helvetica"/>
-          <w:sz w:val="29"/>
-        </w:rPr>
-      </w:r>
-    </w:p>
-    <w:p>
-      <w:r>
-        <w:rPr>
-          <w:rFonts w:ascii="Helvetica" w:hAnsi="Helvetica"/>
-          <w:sz w:val="29"/>
+          <w:sz w:val="22"/>
         </w:rPr>
         <w:t>Cares for the land, produces organic food, and develops the farm's regenerative systems.</w:t>
       </w:r>
     </w:p>
     <w:p>
+      <w:pPr>
+        <w:spacing w:before="360" w:after="120"/>
+      </w:pPr>
       <w:r>
         <w:rPr>
-          <w:rFonts w:ascii="Helvetica" w:hAnsi="Helvetica"/>
           <w:b/>
-          <w:sz w:val="34"/>
+          <w:sz w:val="28"/>
         </w:rPr>
         <w:t>Lama Village</w:t>
       </w:r>
     </w:p>
     <w:p>
+      <w:pPr>
+        <w:spacing w:after="160"/>
+      </w:pPr>
       <w:r>
         <w:rPr>
-          <w:rFonts w:ascii="Helvetica" w:hAnsi="Helvetica"/>
-          <w:sz w:val="29"/>
+          <w:sz w:val="22"/>
         </w:rPr>
         <w:t>Lama Village is a resident community connected to Vale da Lama.</w:t>
       </w:r>
     </w:p>
     <w:p>
+      <w:pPr>
+        <w:spacing w:after="160"/>
+      </w:pPr>
       <w:r>
         <w:rPr>
-          <w:rFonts w:ascii="Helvetica" w:hAnsi="Helvetica"/>
-          <w:sz w:val="29"/>
+          <w:sz w:val="22"/>
         </w:rPr>
         <w:t>Its relationship with the organisation develops in its own way, following the evolution of the community and of Vale da Lama itself.</w:t>
       </w:r>
     </w:p>
     <w:p>
+      <w:pPr>
+        <w:spacing w:before="360" w:after="120"/>
+      </w:pPr>
       <w:r>
         <w:rPr>
-          <w:rFonts w:ascii="Helvetica" w:hAnsi="Helvetica"/>
           <w:b/>
-          <w:sz w:val="34"/>
+          <w:sz w:val="28"/>
         </w:rPr>
         <w:t>Where can I find out more?</w:t>
       </w:r>
     </w:p>
     <w:p>
+      <w:pPr>
+        <w:spacing w:after="160"/>
+      </w:pPr>
       <w:r>
         <w:rPr>
-          <w:rFonts w:ascii="Helvetica" w:hAnsi="Helvetica"/>
-          <w:sz w:val="29"/>
+          <w:sz w:val="22"/>
         </w:rPr>
         <w:t>Each Circle has its own document setting out its Purpose, Domains, Accountabilities, Roles and, where applicable, its Policies.</w:t>
       </w:r>
@@ -832,6 +825,9 @@
     <w:name w:val="Normal"/>
     <w:qFormat/>
     <w:rsid w:val="00FC693F"/>
+    <w:rPr>
+      <w:sz w:val="22"/>
+    </w:rPr>
   </w:style>
   <w:style w:type="paragraph" w:styleId="Header">
     <w:name w:val="header"/>
